--- a/topic-1-lexical-analysis/Deliverables/Project1Screenshots.docx
+++ b/topic-1-lexical-analysis/Deliverables/Project1Screenshots.docx
@@ -2,6 +2,21 @@
 <file path=word/document.xml><?xml version="1.0" encoding="utf-8"?>
 <w:document xmlns:wpc="http://schemas.microsoft.com/office/word/2010/wordprocessingCanvas" xmlns:cx="http://schemas.microsoft.com/office/drawing/2014/chartex" xmlns:cx1="http://schemas.microsoft.com/office/drawing/2015/9/8/chartex" xmlns:cx2="http://schemas.microsoft.com/office/drawing/2015/10/21/chartex" xmlns:cx3="http://schemas.microsoft.com/office/drawing/2016/5/9/chartex" xmlns:cx4="http://schemas.microsoft.com/office/drawing/2016/5/10/chartex" xmlns:cx5="http://schemas.microsoft.com/office/drawing/2016/5/11/chartex" xmlns:cx6="http://schemas.microsoft.com/office/drawing/2016/5/12/chartex" xmlns:cx7="http://schemas.microsoft.com/office/drawing/2016/5/13/chartex" xmlns:cx8="http://schemas.microsoft.com/office/drawing/2016/5/14/chartex" xmlns:mc="http://schemas.openxmlformats.org/markup-compatibility/2006" xmlns:aink="http://schemas.microsoft.com/office/drawing/2016/ink" xmlns:am3d="http://schemas.microsoft.com/office/drawing/2017/model3d" xmlns:o="urn:schemas-microsoft-com:office:office" xmlns:oel="http://schemas.microsoft.com/office/2019/extlst" xmlns:r="http://schemas.openxmlformats.org/officeDocument/2006/relationships" xmlns:m="http://schemas.openxmlformats.org/officeDocument/2006/math" xmlns:v="urn:schemas-microsoft-com:vml" xmlns:wp14="http://schemas.microsoft.com/office/word/2010/wordprocessingDrawing" xmlns:wp="http://schemas.openxmlformats.org/drawingml/2006/wordprocessingDrawing" xmlns:w10="urn:schemas-microsoft-com:office:word" xmlns:w="http://schemas.openxmlformats.org/wordprocessingml/2006/main" xmlns:w14="http://schemas.microsoft.com/office/word/2010/wordml" xmlns:w15="http://schemas.microsoft.com/office/word/2012/wordml" xmlns:w16cex="http://schemas.microsoft.com/office/word/2018/wordml/cex" xmlns:w16cid="http://schemas.microsoft.com/office/word/2016/wordml/cid" xmlns:w16="http://schemas.microsoft.com/office/word/2018/wordml" xmlns:w16du="http://schemas.microsoft.com/office/word/2023/wordml/word16du" xmlns:w16sdtdh="http://schemas.microsoft.com/office/word/2020/wordml/sdtdatahash" xmlns:w16sdtfl="http://schemas.microsoft.com/office/word/2024/wordml/sdtformatlock" xmlns:w16se="http://schemas.microsoft.com/office/word/2015/wordml/symex" xmlns:wpg="http://schemas.microsoft.com/office/word/2010/wordprocessingGroup" xmlns:wpi="http://schemas.microsoft.com/office/word/2010/wordprocessingInk" xmlns:wne="http://schemas.microsoft.com/office/word/2006/wordml" xmlns:wps="http://schemas.microsoft.com/office/word/2010/wordprocessingShape" mc:Ignorable="w14 w15 w16se w16cid w16 w16cex w16sdtdh w16sdtfl w16du wp14">
   <w:body>
+    <w:p/>
+    <w:p>
+      <w:r>
+        <w:t>Video links</w:t>
+      </w:r>
+    </w:p>
+    <w:p>
+      <w:r>
+        <w:t xml:space="preserve">Stylianos Regas: </w:t>
+      </w:r>
+      <w:r>
+        <w:t>https://youtu.be/T8k-stJdgIA</w:t>
+      </w:r>
+    </w:p>
+    <w:p/>
     <w:p>
       <w:r>
         <w:rPr>
@@ -46,19 +61,14 @@
     </w:p>
     <w:p>
       <w:r>
-        <w:t xml:space="preserve">This screenshot proves that I have access to </w:t>
-      </w:r>
-      <w:proofErr w:type="spellStart"/>
-      <w:r>
-        <w:t>linux</w:t>
-      </w:r>
-      <w:proofErr w:type="spellEnd"/>
-      <w:r>
-        <w:t xml:space="preserve"> bison and flex. </w:t>
-      </w:r>
-    </w:p>
-    <w:p>
-      <w:r>
+        <w:t xml:space="preserve">This screenshot proves that I have access to linux bison and flex. </w:t>
+      </w:r>
+    </w:p>
+    <w:p>
+      <w:r>
+        <w:rPr>
+          <w:noProof/>
+        </w:rPr>
         <w:drawing>
           <wp:inline distT="0" distB="0" distL="0" distR="0" wp14:anchorId="0DC99C7E" wp14:editId="2C568A26">
             <wp:extent cx="5054600" cy="2340453"/>
@@ -103,6 +113,9 @@
     </w:p>
     <w:p>
       <w:r>
+        <w:rPr>
+          <w:noProof/>
+        </w:rPr>
         <w:lastRenderedPageBreak/>
         <w:drawing>
           <wp:inline distT="0" distB="0" distL="0" distR="0" wp14:anchorId="2F8D9D77" wp14:editId="3108CA33">
@@ -148,6 +161,9 @@
     </w:p>
     <w:p>
       <w:r>
+        <w:rPr>
+          <w:noProof/>
+        </w:rPr>
         <w:lastRenderedPageBreak/>
         <w:drawing>
           <wp:inline distT="0" distB="0" distL="0" distR="0" wp14:anchorId="0E3675E7" wp14:editId="2A6BA326">
@@ -192,6 +208,9 @@
     </w:p>
     <w:p>
       <w:r>
+        <w:rPr>
+          <w:noProof/>
+        </w:rPr>
         <w:drawing>
           <wp:inline distT="0" distB="0" distL="0" distR="0" wp14:anchorId="268F2513" wp14:editId="5C8E058B">
             <wp:extent cx="4153358" cy="1608844"/>
@@ -242,6 +261,9 @@
     </w:p>
     <w:p>
       <w:r>
+        <w:rPr>
+          <w:noProof/>
+        </w:rPr>
         <w:drawing>
           <wp:inline distT="0" distB="0" distL="0" distR="0" wp14:anchorId="6F2997FA" wp14:editId="55065245">
             <wp:extent cx="4711700" cy="2305008"/>
@@ -286,6 +308,9 @@
     </w:p>
     <w:p>
       <w:r>
+        <w:rPr>
+          <w:noProof/>
+        </w:rPr>
         <w:lastRenderedPageBreak/>
         <w:drawing>
           <wp:inline distT="0" distB="0" distL="0" distR="0" wp14:anchorId="29979E41" wp14:editId="513ABDAF">
@@ -331,6 +356,9 @@
     </w:p>
     <w:p>
       <w:r>
+        <w:rPr>
+          <w:noProof/>
+        </w:rPr>
         <w:drawing>
           <wp:inline distT="0" distB="0" distL="0" distR="0" wp14:anchorId="6264156F" wp14:editId="2C9C7A7E">
             <wp:extent cx="4072467" cy="2131954"/>
@@ -381,6 +409,9 @@
         </w:rPr>
       </w:pPr>
       <w:r>
+        <w:rPr>
+          <w:noProof/>
+        </w:rPr>
         <w:drawing>
           <wp:inline distT="0" distB="0" distL="0" distR="0" wp14:anchorId="7DF91A77" wp14:editId="2FF5AFED">
             <wp:extent cx="4377267" cy="1653035"/>
@@ -429,6 +460,9 @@
     <w:p/>
     <w:p>
       <w:r>
+        <w:rPr>
+          <w:noProof/>
+        </w:rPr>
         <w:lastRenderedPageBreak/>
         <w:drawing>
           <wp:inline distT="0" distB="0" distL="0" distR="0" wp14:anchorId="785CA6CC" wp14:editId="041A325F">
@@ -474,6 +508,9 @@
     </w:p>
     <w:p>
       <w:r>
+        <w:rPr>
+          <w:noProof/>
+        </w:rPr>
         <w:drawing>
           <wp:inline distT="0" distB="0" distL="0" distR="0" wp14:anchorId="5A3ED1A6" wp14:editId="276EEA29">
             <wp:extent cx="3759200" cy="2661118"/>
@@ -518,6 +555,9 @@
     </w:p>
     <w:p>
       <w:r>
+        <w:rPr>
+          <w:noProof/>
+        </w:rPr>
         <w:lastRenderedPageBreak/>
         <w:drawing>
           <wp:inline distT="0" distB="0" distL="0" distR="0" wp14:anchorId="67E94884" wp14:editId="4E09DD63">
@@ -563,6 +603,9 @@
     </w:p>
     <w:p>
       <w:r>
+        <w:rPr>
+          <w:noProof/>
+        </w:rPr>
         <w:drawing>
           <wp:inline distT="0" distB="0" distL="0" distR="0" wp14:anchorId="2337608E" wp14:editId="1E7FDE5C">
             <wp:extent cx="4695284" cy="1549571"/>

--- a/topic-1-lexical-analysis/Deliverables/Project1Screenshots.docx
+++ b/topic-1-lexical-analysis/Deliverables/Project1Screenshots.docx
@@ -12,8 +12,29 @@
       <w:r>
         <w:t xml:space="preserve">Stylianos Regas: </w:t>
       </w:r>
-      <w:r>
-        <w:t>https://youtu.be/T8k-stJdgIA</w:t>
+      <w:hyperlink r:id="rId4" w:history="1">
+        <w:r>
+          <w:rPr>
+            <w:rStyle w:val="Hyperlink"/>
+          </w:rPr>
+          <w:t>https://youtu.be/T8k-stJdgIA</w:t>
+        </w:r>
+      </w:hyperlink>
+    </w:p>
+    <w:p>
+      <w:r>
+        <w:t xml:space="preserve">Reece Gerhart </w:t>
+      </w:r>
+      <w:hyperlink r:id="rId5" w:history="1">
+        <w:r>
+          <w:rPr>
+            <w:rStyle w:val="Hyperlink"/>
+          </w:rPr>
+          <w:t>https://www.loom.com/share/4ae9802d596c4e6ba5c8ce6f0d9ddec9</w:t>
+        </w:r>
+      </w:hyperlink>
+      <w:r>
+        <w:t xml:space="preserve"> </w:t>
       </w:r>
     </w:p>
     <w:p/>
@@ -38,7 +59,7 @@
                     <pic:cNvPicPr/>
                   </pic:nvPicPr>
                   <pic:blipFill>
-                    <a:blip r:embed="rId4"/>
+                    <a:blip r:embed="rId6"/>
                     <a:stretch>
                       <a:fillRect/>
                     </a:stretch>
@@ -61,7 +82,15 @@
     </w:p>
     <w:p>
       <w:r>
-        <w:t xml:space="preserve">This screenshot proves that I have access to linux bison and flex. </w:t>
+        <w:t xml:space="preserve">This screenshot proves that I have access to </w:t>
+      </w:r>
+      <w:proofErr w:type="spellStart"/>
+      <w:r>
+        <w:t>linux</w:t>
+      </w:r>
+      <w:proofErr w:type="spellEnd"/>
+      <w:r>
+        <w:t xml:space="preserve"> bison and flex. </w:t>
       </w:r>
     </w:p>
     <w:p>
@@ -85,7 +114,7 @@
                     <pic:cNvPicPr/>
                   </pic:nvPicPr>
                   <pic:blipFill>
-                    <a:blip r:embed="rId5"/>
+                    <a:blip r:embed="rId7"/>
                     <a:stretch>
                       <a:fillRect/>
                     </a:stretch>
@@ -133,7 +162,7 @@
                     <pic:cNvPicPr/>
                   </pic:nvPicPr>
                   <pic:blipFill>
-                    <a:blip r:embed="rId6"/>
+                    <a:blip r:embed="rId8"/>
                     <a:stretch>
                       <a:fillRect/>
                     </a:stretch>
@@ -181,7 +210,7 @@
                     <pic:cNvPicPr/>
                   </pic:nvPicPr>
                   <pic:blipFill>
-                    <a:blip r:embed="rId7"/>
+                    <a:blip r:embed="rId9"/>
                     <a:stretch>
                       <a:fillRect/>
                     </a:stretch>
@@ -227,7 +256,7 @@
                     <pic:cNvPicPr/>
                   </pic:nvPicPr>
                   <pic:blipFill>
-                    <a:blip r:embed="rId8"/>
+                    <a:blip r:embed="rId10"/>
                     <a:stretch>
                       <a:fillRect/>
                     </a:stretch>
@@ -280,7 +309,7 @@
                     <pic:cNvPicPr/>
                   </pic:nvPicPr>
                   <pic:blipFill>
-                    <a:blip r:embed="rId9"/>
+                    <a:blip r:embed="rId11"/>
                     <a:stretch>
                       <a:fillRect/>
                     </a:stretch>
@@ -328,7 +357,7 @@
                     <pic:cNvPicPr/>
                   </pic:nvPicPr>
                   <pic:blipFill>
-                    <a:blip r:embed="rId10"/>
+                    <a:blip r:embed="rId12"/>
                     <a:stretch>
                       <a:fillRect/>
                     </a:stretch>
@@ -375,7 +404,7 @@
                     <pic:cNvPicPr/>
                   </pic:nvPicPr>
                   <pic:blipFill>
-                    <a:blip r:embed="rId11"/>
+                    <a:blip r:embed="rId13"/>
                     <a:stretch>
                       <a:fillRect/>
                     </a:stretch>
@@ -428,7 +457,7 @@
                     <pic:cNvPicPr/>
                   </pic:nvPicPr>
                   <pic:blipFill>
-                    <a:blip r:embed="rId12"/>
+                    <a:blip r:embed="rId14"/>
                     <a:stretch>
                       <a:fillRect/>
                     </a:stretch>
@@ -480,7 +509,7 @@
                     <pic:cNvPicPr/>
                   </pic:nvPicPr>
                   <pic:blipFill>
-                    <a:blip r:embed="rId13"/>
+                    <a:blip r:embed="rId15"/>
                     <a:stretch>
                       <a:fillRect/>
                     </a:stretch>
@@ -527,7 +556,7 @@
                     <pic:cNvPicPr/>
                   </pic:nvPicPr>
                   <pic:blipFill>
-                    <a:blip r:embed="rId14"/>
+                    <a:blip r:embed="rId16"/>
                     <a:stretch>
                       <a:fillRect/>
                     </a:stretch>
@@ -575,7 +604,7 @@
                     <pic:cNvPicPr/>
                   </pic:nvPicPr>
                   <pic:blipFill>
-                    <a:blip r:embed="rId15"/>
+                    <a:blip r:embed="rId17"/>
                     <a:stretch>
                       <a:fillRect/>
                     </a:stretch>
@@ -622,7 +651,7 @@
                     <pic:cNvPicPr/>
                   </pic:nvPicPr>
                   <pic:blipFill>
-                    <a:blip r:embed="rId16"/>
+                    <a:blip r:embed="rId18"/>
                     <a:stretch>
                       <a:fillRect/>
                     </a:stretch>
@@ -1576,6 +1605,29 @@
       <w:spacing w:val="5"/>
     </w:rPr>
   </w:style>
+  <w:style w:type="character" w:styleId="Hyperlink">
+    <w:name w:val="Hyperlink"/>
+    <w:basedOn w:val="DefaultParagraphFont"/>
+    <w:uiPriority w:val="99"/>
+    <w:unhideWhenUsed/>
+    <w:rsid w:val="001D5C6E"/>
+    <w:rPr>
+      <w:color w:val="467886" w:themeColor="hyperlink"/>
+      <w:u w:val="single"/>
+    </w:rPr>
+  </w:style>
+  <w:style w:type="character" w:styleId="UnresolvedMention">
+    <w:name w:val="Unresolved Mention"/>
+    <w:basedOn w:val="DefaultParagraphFont"/>
+    <w:uiPriority w:val="99"/>
+    <w:semiHidden/>
+    <w:unhideWhenUsed/>
+    <w:rsid w:val="001D5C6E"/>
+    <w:rPr>
+      <w:color w:val="605E5C"/>
+      <w:shd w:val="clear" w:color="auto" w:fill="E1DFDD"/>
+    </w:rPr>
+  </w:style>
 </w:styles>
 </file>
 

--- a/topic-1-lexical-analysis/Deliverables/Project1Screenshots.docx
+++ b/topic-1-lexical-analysis/Deliverables/Project1Screenshots.docx
@@ -17,7 +17,19 @@
           <w:rPr>
             <w:rStyle w:val="Hyperlink"/>
           </w:rPr>
-          <w:t>https://youtu.be/T8k-stJdgIA</w:t>
+          <w:t>Project1LexicalAnalys</w:t>
+        </w:r>
+        <w:r>
+          <w:rPr>
+            <w:rStyle w:val="Hyperlink"/>
+          </w:rPr>
+          <w:t>i</w:t>
+        </w:r>
+        <w:r>
+          <w:rPr>
+            <w:rStyle w:val="Hyperlink"/>
+          </w:rPr>
+          <w:t>s.mp4</w:t>
         </w:r>
       </w:hyperlink>
     </w:p>
@@ -1291,7 +1303,6 @@
   <w:style w:type="character" w:default="1" w:styleId="DefaultParagraphFont">
     <w:name w:val="Default Paragraph Font"/>
     <w:uiPriority w:val="1"/>
-    <w:semiHidden/>
     <w:unhideWhenUsed/>
   </w:style>
   <w:style w:type="table" w:default="1" w:styleId="TableNormal">
@@ -1626,6 +1637,18 @@
     <w:rPr>
       <w:color w:val="605E5C"/>
       <w:shd w:val="clear" w:color="auto" w:fill="E1DFDD"/>
+    </w:rPr>
+  </w:style>
+  <w:style w:type="character" w:styleId="FollowedHyperlink">
+    <w:name w:val="FollowedHyperlink"/>
+    <w:basedOn w:val="DefaultParagraphFont"/>
+    <w:uiPriority w:val="99"/>
+    <w:semiHidden/>
+    <w:unhideWhenUsed/>
+    <w:rsid w:val="00B55273"/>
+    <w:rPr>
+      <w:color w:val="96607D" w:themeColor="followedHyperlink"/>
+      <w:u w:val="single"/>
     </w:rPr>
   </w:style>
 </w:styles>
